--- a/packages/document-engine/templates/decision_risk_evaluation_team.docx
+++ b/packages/document-engine/templates/decision_risk_evaluation_team.docx
@@ -50,7 +50,7 @@
           <w:sz w:val="20"/>
           <w:szCs w:val="20"/>
         </w:rPr>
-        <w:t xml:space="preserve">Nr. : {{decisionNumber}} SSM Din : {{issueDate}}</w:t>
+        <w:t xml:space="preserve">Nr.: {{decisionNumber}} SSM Din: {{issueDate}}</w:t>
       </w:r>
     </w:p>
     <w:p>
@@ -90,7 +90,7 @@
           <w:szCs w:val="20"/>
         </w:rPr>
         <w:tab/>
-        <w:t xml:space="preserve">Vazand prevederile </w:t>
+        <w:t xml:space="preserve">Văzând prevederile </w:t>
       </w:r>
       <w:r>
         <w:rPr>
@@ -107,7 +107,7 @@
           <w:sz w:val="20"/>
           <w:szCs w:val="20"/>
         </w:rPr>
-        <w:t xml:space="preserve">şi</w:t>
+        <w:t xml:space="preserve">și</w:t>
       </w:r>
       <w:r>
         <w:rPr>
@@ -116,15 +116,15 @@
           <w:sz w:val="20"/>
           <w:szCs w:val="20"/>
         </w:rPr>
-        <w:t xml:space="preserve"> Normele de aplicare a acesteia aprobate prin H.G.1425/ 2006 pe deoparte si pe de alta parte cerintele metodei</w:t>
-      </w:r>
-      <w:r>
-        <w:rPr>
-          <w:rFonts w:cs="Arial" w:ascii="Arial" w:hAnsi="Arial"/>
-          <w:sz w:val="20"/>
-          <w:szCs w:val="20"/>
-        </w:rPr>
-        <w:t xml:space="preserve"> de evaluare a riscurilor I.N.C.D.P.M. Bucureşti, metodǎ avizată de Ministerul Muncii şi Solidaritǎţii Sociale</w:t>
+        <w:t xml:space="preserve"> Normele de aplicare a acesteia aprobate prin H.G.1425/ 2006 pe de o parte și, pe de altă parte, cerințele metodei</w:t>
+      </w:r>
+      <w:r>
+        <w:rPr>
+          <w:rFonts w:cs="Arial" w:ascii="Arial" w:hAnsi="Arial"/>
+          <w:sz w:val="20"/>
+          <w:szCs w:val="20"/>
+        </w:rPr>
+        <w:t xml:space="preserve"> de evaluare a riscurilor I.N.C.D.P.M. București, metodă avizată de Ministerul Muncii și Solidarității Sociale</w:t>
       </w:r>
       <w:r>
         <w:rPr>
@@ -133,15 +133,15 @@
           <w:sz w:val="20"/>
           <w:szCs w:val="20"/>
         </w:rPr>
-        <w:t xml:space="preserve">, {{client.representativeName}} in calitate de {{client.representativeRole}}</w:t>
-      </w:r>
-      <w:r>
-        <w:rPr>
-          <w:rFonts w:cs="Arial" w:ascii="Arial" w:hAnsi="Arial"/>
-          <w:sz w:val="20"/>
-          <w:szCs w:val="20"/>
-        </w:rPr>
-        <w:t xml:space="preserve"> in cadrul {{client.legalName}}</w:t>
+        <w:t xml:space="preserve">, {{client.representativeName}} în calitate de {{client.representativeRole}}</w:t>
+      </w:r>
+      <w:r>
+        <w:rPr>
+          <w:rFonts w:cs="Arial" w:ascii="Arial" w:hAnsi="Arial"/>
+          <w:sz w:val="20"/>
+          <w:szCs w:val="20"/>
+        </w:rPr>
+        <w:t xml:space="preserve"> în cadrul {{client.legalName}}</w:t>
       </w:r>
       <w:r>
         <w:rPr>
@@ -198,7 +198,7 @@
           <w:sz w:val="20"/>
           <w:szCs w:val="20"/>
         </w:rPr>
-        <w:t>DECIDE :</w:t>
+        <w:t xml:space="preserve">DECIDE:</w:t>
       </w:r>
     </w:p>
     <w:p>
@@ -262,7 +262,7 @@
           <w:sz w:val="20"/>
           <w:szCs w:val="20"/>
         </w:rPr>
-        <w:t xml:space="preserve">urmatoarele persoane sa faca parte si sa desfasoare in cadrul orelor de program, activitatile de identificare si evaluarea a riscurilor de accidentare si imbolnavire profesionala pentru locurile de munca incadrate la  {{client.legalName}}</w:t>
+        <w:t xml:space="preserve">următoarele persoane să facă parte și să desfășoare în cadrul orelor de program, activitățile de identificare și evaluarea a riscurilor de accidentare și îmbolnăvire profesională pentru locurile de muncă încadrate la {{client.legalName}}</w:t>
       </w:r>
       <w:r>
         <w:rPr>
@@ -279,7 +279,7 @@
           <w:sz w:val="20"/>
           <w:szCs w:val="20"/>
         </w:rPr>
-        <w:t xml:space="preserve"> :</w:t>
+        <w:t xml:space="preserve">:</w:t>
       </w:r>
     </w:p>
     <w:p>
@@ -326,7 +326,7 @@
           <w:sz w:val="20"/>
           <w:szCs w:val="20"/>
         </w:rPr>
-        <w:t xml:space="preserve">{{name}} avand functia de {{jobTitle}} in cadrul</w:t>
+        <w:t xml:space="preserve">{{name}} având funcția de {{jobTitle}} în cadrul</w:t>
       </w:r>
       <w:r>
         <w:rPr>
@@ -351,7 +351,7 @@
           <w:sz w:val="20"/>
           <w:szCs w:val="20"/>
         </w:rPr>
-        <w:t xml:space="preserve"> va indeplini si functia de membru al echipei de evaluare.</w:t>
+        <w:t xml:space="preserve"> va îndeplini și funcția de membru al echipei de evaluare.</w:t>
       </w:r>
     </w:p>
     <w:p>
@@ -379,7 +379,7 @@
           <w:sz w:val="20"/>
           <w:szCs w:val="20"/>
         </w:rPr>
-        <w:t xml:space="preserve">{{specialist.name}} in calitate de {{specialist.professionalTitle}} din cadrul {{provider.legalName}}, va coordona activitatea echipei de evaluare a riscurilor de accidentare si imbolnavire profesionala. </w:t>
+        <w:t xml:space="preserve">{{specialist.name}} în calitate de {{specialist.professionalTitle}} din cadrul {{provider.legalName}}, va coordona activitatea echipei de evaluare a riscurilor de accidentare și îmbolnăvire profesională. </w:t>
       </w:r>
     </w:p>
     <w:p>
@@ -425,7 +425,7 @@
           <w:sz w:val="20"/>
           <w:szCs w:val="20"/>
         </w:rPr>
-        <w:t xml:space="preserve">Perioada de efectuare a identificarii si evaluarii riscurilor de accidentare si imbolnavire profesionala la {{client.legalName}}</w:t>
+        <w:t xml:space="preserve">Perioada de efectuare a identificării și evaluării riscurilor de accidentare și îmbolnăvire profesională la {{client.legalName}}</w:t>
       </w:r>
       <w:r>
         <w:rPr>
@@ -442,7 +442,7 @@
           <w:sz w:val="20"/>
           <w:szCs w:val="20"/>
         </w:rPr>
-        <w:t xml:space="preserve"> este de 10 zile de la data incheierii contractului.</w:t>
+        <w:t xml:space="preserve"> este de 10 zile de la data încheierii contractului.</w:t>
         <w:tab/>
         <w:t xml:space="preserve"> </w:t>
       </w:r>
@@ -593,7 +593,7 @@
           <w:sz w:val="20"/>
           <w:szCs w:val="20"/>
         </w:rPr>
-        <w:t xml:space="preserve">{{client.representativeRole}} :</w:t>
+        <w:t xml:space="preserve">{{client.representativeRole}}:</w:t>
       </w:r>
     </w:p>
     <w:p>
@@ -753,7 +753,7 @@
           <w:szCs w:val="20"/>
           <w:lang w:val="fr-FR"/>
         </w:rPr>
-        <w:t>PROCES VERBAL DE LUARE LA CUNOSTINTA</w:t>
+        <w:t xml:space="preserve">PROCES VERBAL DE LUARE LA CUNOȘTINȚĂ</w:t>
       </w:r>
     </w:p>
     <w:p>
@@ -777,7 +777,7 @@
           <w:szCs w:val="20"/>
           <w:lang w:val="fr-FR"/>
         </w:rPr>
-        <w:t xml:space="preserve">Subsemnatul am luat cunoştinţă şi am consemnat în tabelului nominal</w:t>
+        <w:t xml:space="preserve">Prin semnătura din tabelul nominal de mai jos, fiecare persoană desemnată confirmă că a luat cunoștință de prezenta decizie și se obligă să respecte întocmai obligațiile, atribuțiile și răspunderile ce reies din decizia</w:t>
       </w:r>
       <w:r>
         <w:rPr>
@@ -786,7 +786,7 @@
           <w:szCs w:val="20"/>
           <w:lang w:val="fr-FR"/>
         </w:rPr>
-        <w:t xml:space="preserve"> </w:t>
+        <w:t xml:space="preserve"/>
       </w:r>
       <w:r>
         <w:rPr>
@@ -796,7 +796,7 @@
           <w:szCs w:val="20"/>
           <w:lang w:val="fr-FR"/>
         </w:rPr>
-        <w:t xml:space="preserve">de luarea la cunostinta şi ne obligăm să respectăm întocmai obligatiile, atributiile si raspunderile ce reies din decizia Nr. {{decisionNumber}} SSM din </w:t>
+        <w:t xml:space="preserve"> Nr. {{decisionNumber}} SSM din </w:t>
       </w:r>
       <w:r>
         <w:rPr>
@@ -913,7 +913,7 @@
                 <w:sz w:val="20"/>
                 <w:szCs w:val="20"/>
               </w:rPr>
-              <w:t>Numele si prenumele</w:t>
+              <w:t xml:space="preserve">Numele și prenumele</w:t>
             </w:r>
           </w:p>
         </w:tc>
@@ -947,7 +947,7 @@
                 <w:sz w:val="20"/>
                 <w:szCs w:val="20"/>
               </w:rPr>
-              <w:t>Functia</w:t>
+              <w:t xml:space="preserve">Funcția</w:t>
             </w:r>
           </w:p>
         </w:tc>
@@ -1015,7 +1015,7 @@
                 <w:sz w:val="20"/>
                 <w:szCs w:val="20"/>
               </w:rPr>
-              <w:t>Semnatura primire</w:t>
+              <w:t xml:space="preserve">Semnătura de primire</w:t>
             </w:r>
           </w:p>
         </w:tc>
